--- a/academic/module review.docx
+++ b/academic/module review.docx
@@ -1232,11 +1232,6 @@
     </w:p>
     <w:p/>
     <w:p>
-      <w:pPr>
-        <w:rPr>
-          <w:rFonts w:hint="eastAsia"/>
-        </w:rPr>
-      </w:pPr>
       <w:r>
         <w:rPr>
           <w:rFonts w:hint="eastAsia"/>
@@ -1327,20 +1322,8 @@
     <w:p/>
     <w:p/>
     <w:p/>
-    <w:p>
-      <w:pPr>
-        <w:rPr>
-          <w:rFonts w:hint="eastAsia"/>
-        </w:rPr>
-      </w:pPr>
-    </w:p>
-    <w:p>
-      <w:pPr>
-        <w:rPr>
-          <w:rFonts w:hint="eastAsia"/>
-        </w:rPr>
-      </w:pPr>
-    </w:p>
+    <w:p/>
+    <w:p/>
     <w:p/>
     <w:p>
       <w:r>
@@ -1352,11 +1335,6 @@
     </w:p>
     <w:p/>
     <w:p>
-      <w:pPr>
-        <w:rPr>
-          <w:rFonts w:hint="eastAsia"/>
-        </w:rPr>
-      </w:pPr>
       <w:r>
         <w:t>S</w:t>
       </w:r>
@@ -1367,19 +1345,8 @@
         <w:t>imilar to EE5903 in last semester, this module is also a compulsory module for Computer Engineering specialisation taught by Professor Bharadwaj Veeravalli.</w:t>
       </w:r>
     </w:p>
-    <w:p>
-      <w:pPr>
-        <w:rPr>
-          <w:rFonts w:hint="eastAsia"/>
-        </w:rPr>
-      </w:pPr>
-    </w:p>
-    <w:p>
-      <w:pPr>
-        <w:rPr>
-          <w:rFonts w:hint="eastAsia"/>
-        </w:rPr>
-      </w:pPr>
+    <w:p/>
+    <w:p>
       <w:r>
         <w:t>C</w:t>
       </w:r>
@@ -1391,11 +1358,6 @@
       </w:r>
     </w:p>
     <w:p>
-      <w:pPr>
-        <w:rPr>
-          <w:rFonts w:hint="eastAsia"/>
-        </w:rPr>
-      </w:pPr>
       <w:r>
         <w:t>D</w:t>
       </w:r>
@@ -1436,19 +1398,8 @@
         <w:t>.</w:t>
       </w:r>
     </w:p>
-    <w:p>
-      <w:pPr>
-        <w:rPr>
-          <w:rFonts w:hint="eastAsia"/>
-        </w:rPr>
-      </w:pPr>
-    </w:p>
-    <w:p>
-      <w:pPr>
-        <w:rPr>
-          <w:rFonts w:hint="eastAsia"/>
-        </w:rPr>
-      </w:pPr>
+    <w:p/>
+    <w:p>
       <w:r>
         <w:rPr>
           <w:rFonts w:hint="eastAsia"/>
@@ -1457,11 +1408,6 @@
       </w:r>
     </w:p>
     <w:p>
-      <w:pPr>
-        <w:rPr>
-          <w:rFonts w:hint="eastAsia"/>
-        </w:rPr>
-      </w:pPr>
       <w:r>
         <w:rPr>
           <w:rFonts w:hint="eastAsia"/>
@@ -1469,19 +1415,8 @@
         <w:t>40% CA + 60% final exam</w:t>
       </w:r>
     </w:p>
-    <w:p>
-      <w:pPr>
-        <w:rPr>
-          <w:rFonts w:hint="eastAsia"/>
-        </w:rPr>
-      </w:pPr>
-    </w:p>
-    <w:p>
-      <w:pPr>
-        <w:rPr>
-          <w:rFonts w:hint="eastAsia"/>
-        </w:rPr>
-      </w:pPr>
+    <w:p/>
+    <w:p>
       <w:r>
         <w:rPr>
           <w:rFonts w:hint="eastAsia"/>
@@ -1678,30 +1613,13 @@
         <w:t xml:space="preserve"> this module, and vice versa.</w:t>
       </w:r>
     </w:p>
-    <w:p>
-      <w:pPr>
-        <w:rPr>
-          <w:rFonts w:hint="eastAsia"/>
-        </w:rPr>
-      </w:pPr>
-    </w:p>
-    <w:p>
-      <w:pPr>
-        <w:rPr>
-          <w:rFonts w:hint="eastAsia"/>
-        </w:rPr>
-      </w:pPr>
-      <w:r>
-        <w:rPr>
-          <w:rFonts w:hint="eastAsia"/>
-        </w:rPr>
-        <w:t>Final exam is closed-book with a double sided A4 size cheatsheet allowed.</w:t>
-      </w:r>
-      <w:r>
-        <w:rPr>
-          <w:rFonts w:hint="eastAsia"/>
-        </w:rPr>
-        <w:t xml:space="preserve"> </w:t>
+    <w:p/>
+    <w:p>
+      <w:r>
+        <w:rPr>
+          <w:rFonts w:hint="eastAsia"/>
+        </w:rPr>
+        <w:t xml:space="preserve">Final exam is closed-book with a double sided A4 size cheatsheet allowed. </w:t>
       </w:r>
       <w:r>
         <w:t>A</w:t>
@@ -1782,19 +1700,8 @@
         <w:t xml:space="preserve"> actual exam.</w:t>
       </w:r>
     </w:p>
-    <w:p>
-      <w:pPr>
-        <w:rPr>
-          <w:rFonts w:hint="eastAsia"/>
-        </w:rPr>
-      </w:pPr>
-    </w:p>
-    <w:p>
-      <w:pPr>
-        <w:rPr>
-          <w:rFonts w:hint="eastAsia"/>
-        </w:rPr>
-      </w:pPr>
+    <w:p/>
+    <w:p>
       <w:r>
         <w:t>C</w:t>
       </w:r>
@@ -1806,11 +1713,6 @@
       </w:r>
     </w:p>
     <w:p>
-      <w:pPr>
-        <w:rPr>
-          <w:rFonts w:hint="eastAsia"/>
-        </w:rPr>
-      </w:pPr>
       <w:hyperlink r:id="rId6" w:history="1">
         <w:r>
           <w:rPr>
@@ -1820,19 +1722,8 @@
         </w:r>
       </w:hyperlink>
     </w:p>
-    <w:p>
-      <w:pPr>
-        <w:rPr>
-          <w:rFonts w:hint="eastAsia"/>
-        </w:rPr>
-      </w:pPr>
-    </w:p>
-    <w:p>
-      <w:pPr>
-        <w:rPr>
-          <w:rFonts w:hint="eastAsia"/>
-        </w:rPr>
-      </w:pPr>
+    <w:p/>
+    <w:p>
       <w:r>
         <w:rPr>
           <w:rFonts w:hint="eastAsia"/>
@@ -1847,11 +1738,6 @@
       </w:r>
     </w:p>
     <w:p>
-      <w:pPr>
-        <w:rPr>
-          <w:rFonts w:hint="eastAsia"/>
-        </w:rPr>
-      </w:pPr>
       <w:r>
         <w:t>C</w:t>
       </w:r>
@@ -1979,19 +1865,8 @@
         <w:t>es to prevent from getting lost.</w:t>
       </w:r>
     </w:p>
-    <w:p>
-      <w:pPr>
-        <w:rPr>
-          <w:rFonts w:hint="eastAsia"/>
-        </w:rPr>
-      </w:pPr>
-    </w:p>
-    <w:p>
-      <w:pPr>
-        <w:rPr>
-          <w:rFonts w:hint="eastAsia"/>
-        </w:rPr>
-      </w:pPr>
+    <w:p/>
+    <w:p>
       <w:r>
         <w:t>A</w:t>
       </w:r>
@@ -2002,54 +1877,13 @@
         <w:t>ssignment is a bit difficult and has nothing much to do with the lecture itself. Your mark depends on how much effort you spend on those papers.</w:t>
       </w:r>
     </w:p>
-    <w:p>
-      <w:pPr>
-        <w:rPr>
-          <w:rFonts w:hint="eastAsia"/>
-        </w:rPr>
-      </w:pPr>
-    </w:p>
-    <w:p>
-      <w:pPr>
-        <w:rPr>
-          <w:rFonts w:hint="eastAsia"/>
-        </w:rPr>
-      </w:pPr>
-    </w:p>
-    <w:p>
-      <w:pPr>
-        <w:rPr>
-          <w:rFonts w:hint="eastAsia"/>
-        </w:rPr>
-      </w:pPr>
-    </w:p>
-    <w:p>
-      <w:pPr>
-        <w:rPr>
-          <w:rFonts w:hint="eastAsia"/>
-        </w:rPr>
-      </w:pPr>
-    </w:p>
-    <w:p>
-      <w:pPr>
-        <w:rPr>
-          <w:rFonts w:hint="eastAsia"/>
-        </w:rPr>
-      </w:pPr>
-    </w:p>
-    <w:p>
-      <w:pPr>
-        <w:rPr>
-          <w:rFonts w:hint="eastAsia"/>
-        </w:rPr>
-      </w:pPr>
-    </w:p>
-    <w:p>
-      <w:pPr>
-        <w:rPr>
-          <w:rFonts w:hint="eastAsia"/>
-        </w:rPr>
-      </w:pPr>
+    <w:p/>
+    <w:p/>
+    <w:p/>
+    <w:p/>
+    <w:p/>
+    <w:p/>
+    <w:p>
       <w:r>
         <w:rPr>
           <w:rFonts w:hint="eastAsia"/>
@@ -2057,19 +1891,8 @@
         <w:t>EE5731 Visual Computing</w:t>
       </w:r>
     </w:p>
-    <w:p>
-      <w:pPr>
-        <w:rPr>
-          <w:rFonts w:hint="eastAsia"/>
-        </w:rPr>
-      </w:pPr>
-    </w:p>
-    <w:p>
-      <w:pPr>
-        <w:rPr>
-          <w:rFonts w:hint="eastAsia"/>
-        </w:rPr>
-      </w:pPr>
+    <w:p/>
+    <w:p>
       <w:r>
         <w:t>T</w:t>
       </w:r>
@@ -2122,19 +1945,8 @@
         <w:t xml:space="preserve">isation, but I am not sure why actually it is not inside the elective module list. </w:t>
       </w:r>
     </w:p>
-    <w:p>
-      <w:pPr>
-        <w:rPr>
-          <w:rFonts w:hint="eastAsia"/>
-        </w:rPr>
-      </w:pPr>
-    </w:p>
-    <w:p>
-      <w:pPr>
-        <w:rPr>
-          <w:rFonts w:hint="eastAsia"/>
-        </w:rPr>
-      </w:pPr>
+    <w:p/>
+    <w:p>
       <w:r>
         <w:t>C</w:t>
       </w:r>
@@ -2146,11 +1958,6 @@
       </w:r>
     </w:p>
     <w:p>
-      <w:pPr>
-        <w:rPr>
-          <w:rFonts w:hint="eastAsia"/>
-        </w:rPr>
-      </w:pPr>
       <w:r>
         <w:t>F</w:t>
       </w:r>
@@ -2167,19 +1974,8 @@
         <w:t>, image feature extraction, image stitching, camera geometric properties, Markov Random Field, depth from stereo and video, optical flow</w:t>
       </w:r>
     </w:p>
-    <w:p>
-      <w:pPr>
-        <w:rPr>
-          <w:rFonts w:hint="eastAsia"/>
-        </w:rPr>
-      </w:pPr>
-    </w:p>
-    <w:p>
-      <w:pPr>
-        <w:rPr>
-          <w:rFonts w:hint="eastAsia"/>
-        </w:rPr>
-      </w:pPr>
+    <w:p/>
+    <w:p>
       <w:r>
         <w:t>A</w:t>
       </w:r>
@@ -2191,11 +1987,6 @@
       </w:r>
     </w:p>
     <w:p>
-      <w:pPr>
-        <w:rPr>
-          <w:rFonts w:hint="eastAsia"/>
-        </w:rPr>
-      </w:pPr>
       <w:r>
         <w:rPr>
           <w:rFonts w:hint="eastAsia"/>
@@ -2203,19 +1994,8 @@
         <w:t>30% CA1 + 30% CA2 + 40% final exam</w:t>
       </w:r>
     </w:p>
-    <w:p>
-      <w:pPr>
-        <w:rPr>
-          <w:rFonts w:hint="eastAsia"/>
-        </w:rPr>
-      </w:pPr>
-    </w:p>
-    <w:p>
-      <w:pPr>
-        <w:rPr>
-          <w:rFonts w:hint="eastAsia"/>
-        </w:rPr>
-      </w:pPr>
+    <w:p/>
+    <w:p>
       <w:r>
         <w:rPr>
           <w:rFonts w:hint="eastAsia"/>
@@ -2259,19 +2039,8 @@
         <w:t>ated to each other.</w:t>
       </w:r>
     </w:p>
-    <w:p>
-      <w:pPr>
-        <w:rPr>
-          <w:rFonts w:hint="eastAsia"/>
-        </w:rPr>
-      </w:pPr>
-    </w:p>
-    <w:p>
-      <w:pPr>
-        <w:rPr>
-          <w:rFonts w:hint="eastAsia"/>
-        </w:rPr>
-      </w:pPr>
+    <w:p/>
+    <w:p>
       <w:r>
         <w:rPr>
           <w:rFonts w:hint="eastAsia"/>
@@ -2294,19 +2063,8 @@
         <w:t xml:space="preserve"> not discussed in class.</w:t>
       </w:r>
     </w:p>
-    <w:p>
-      <w:pPr>
-        <w:rPr>
-          <w:rFonts w:hint="eastAsia"/>
-        </w:rPr>
-      </w:pPr>
-    </w:p>
-    <w:p>
-      <w:pPr>
-        <w:rPr>
-          <w:rFonts w:hint="eastAsia"/>
-        </w:rPr>
-      </w:pPr>
+    <w:p/>
+    <w:p>
       <w:r>
         <w:t>B</w:t>
       </w:r>
@@ -2374,19 +2132,8 @@
         <w:t>, but according to what I know from my surrounding, not many people completed this part.</w:t>
       </w:r>
     </w:p>
-    <w:p>
-      <w:pPr>
-        <w:rPr>
-          <w:rFonts w:hint="eastAsia"/>
-        </w:rPr>
-      </w:pPr>
-    </w:p>
-    <w:p>
-      <w:pPr>
-        <w:rPr>
-          <w:rFonts w:hint="eastAsia"/>
-        </w:rPr>
-      </w:pPr>
+    <w:p/>
+    <w:p>
       <w:r>
         <w:t>O</w:t>
       </w:r>
@@ -2472,19 +2219,8 @@
         <w:t>.</w:t>
       </w:r>
     </w:p>
-    <w:p>
-      <w:pPr>
-        <w:rPr>
-          <w:rFonts w:hint="eastAsia"/>
-        </w:rPr>
-      </w:pPr>
-    </w:p>
-    <w:p>
-      <w:pPr>
-        <w:rPr>
-          <w:rFonts w:hint="eastAsia"/>
-        </w:rPr>
-      </w:pPr>
+    <w:p/>
+    <w:p>
       <w:r>
         <w:t>C</w:t>
       </w:r>
@@ -2496,11 +2232,6 @@
       </w:r>
     </w:p>
     <w:p>
-      <w:pPr>
-        <w:rPr>
-          <w:rFonts w:hint="eastAsia"/>
-        </w:rPr>
-      </w:pPr>
       <w:hyperlink r:id="rId7" w:history="1">
         <w:r>
           <w:rPr>
@@ -2516,19 +2247,8 @@
         <w:t xml:space="preserve"> </w:t>
       </w:r>
     </w:p>
-    <w:p>
-      <w:pPr>
-        <w:rPr>
-          <w:rFonts w:hint="eastAsia"/>
-        </w:rPr>
-      </w:pPr>
-    </w:p>
-    <w:p>
-      <w:pPr>
-        <w:rPr>
-          <w:rFonts w:hint="eastAsia"/>
-        </w:rPr>
-      </w:pPr>
+    <w:p/>
+    <w:p>
       <w:r>
         <w:t>C</w:t>
       </w:r>
@@ -2540,11 +2260,6 @@
       </w:r>
     </w:p>
     <w:p>
-      <w:pPr>
-        <w:rPr>
-          <w:rFonts w:hint="eastAsia"/>
-        </w:rPr>
-      </w:pPr>
       <w:r>
         <w:t xml:space="preserve">Unlike </w:t>
       </w:r>
@@ -2592,11 +2307,6 @@
       </w:r>
     </w:p>
     <w:p>
-      <w:pPr>
-        <w:rPr>
-          <w:rFonts w:hint="eastAsia"/>
-        </w:rPr>
-      </w:pPr>
       <w:r>
         <w:t>P</w:t>
       </w:r>
@@ -2646,320 +2356,230 @@
         <w:t>.</w:t>
       </w:r>
     </w:p>
-    <w:p>
-      <w:pPr>
-        <w:rPr>
-          <w:rFonts w:hint="eastAsia"/>
-        </w:rPr>
-      </w:pPr>
-    </w:p>
-    <w:p>
-      <w:pPr>
-        <w:rPr>
-          <w:rFonts w:hint="eastAsia"/>
-        </w:rPr>
-      </w:pPr>
-    </w:p>
-    <w:p>
-      <w:pPr>
-        <w:rPr>
-          <w:rFonts w:hint="eastAsia"/>
-        </w:rPr>
-      </w:pPr>
-      <w:r>
-        <w:rPr>
-          <w:rFonts w:hint="eastAsia"/>
-        </w:rPr>
-        <w:t>MA5405 Machine Vision</w:t>
-      </w:r>
-    </w:p>
-    <w:p>
-      <w:pPr>
-        <w:rPr>
-          <w:rFonts w:hint="eastAsia"/>
-        </w:rPr>
-      </w:pPr>
-    </w:p>
-    <w:p>
-      <w:pPr>
-        <w:rPr>
-          <w:rFonts w:hint="eastAsia"/>
-        </w:rPr>
-      </w:pPr>
-      <w:r>
-        <w:t>T</w:t>
-      </w:r>
-      <w:r>
-        <w:rPr>
-          <w:rFonts w:hint="eastAsia"/>
-        </w:rPr>
-        <w:t xml:space="preserve">his module is from </w:t>
-      </w:r>
-      <w:r>
-        <w:rPr>
-          <w:rFonts w:hint="eastAsia"/>
-        </w:rPr>
-        <w:t xml:space="preserve">Mechanical Engineering department. </w:t>
-      </w:r>
-    </w:p>
-    <w:p>
-      <w:pPr>
-        <w:rPr>
-          <w:rFonts w:hint="eastAsia"/>
-        </w:rPr>
-      </w:pPr>
-    </w:p>
-    <w:p>
-      <w:pPr>
-        <w:rPr>
-          <w:rFonts w:hint="eastAsia"/>
-        </w:rPr>
-      </w:pPr>
-      <w:r>
-        <w:t>C</w:t>
-      </w:r>
-      <w:r>
-        <w:rPr>
-          <w:rFonts w:hint="eastAsia"/>
-        </w:rPr>
-        <w:t>ontents:</w:t>
-      </w:r>
-    </w:p>
-    <w:p>
-      <w:pPr>
-        <w:rPr>
-          <w:rFonts w:hint="eastAsia"/>
-        </w:rPr>
-      </w:pPr>
-      <w:r>
-        <w:rPr>
-          <w:rFonts w:hint="eastAsia"/>
-        </w:rPr>
-        <w:t xml:space="preserve">The first part of this module is taught by Professor Chui Chee Kong. </w:t>
-      </w:r>
-      <w:r>
-        <w:t>T</w:t>
-      </w:r>
-      <w:r>
-        <w:rPr>
-          <w:rFonts w:hint="eastAsia"/>
-        </w:rPr>
-        <w:t xml:space="preserve">opics include image acquisition, image geometry and noise filtering in frequency domain. </w:t>
-      </w:r>
-      <w:r>
-        <w:t>T</w:t>
-      </w:r>
-      <w:r>
-        <w:rPr>
-          <w:rFonts w:hint="eastAsia"/>
-        </w:rPr>
-        <w:t>he second part is taught by Professor Lim Kah Bin, topics include binary machine vision, image enhancement and segmentation, color image processing.</w:t>
-      </w:r>
-    </w:p>
-    <w:p>
-      <w:pPr>
-        <w:rPr>
-          <w:rFonts w:hint="eastAsia"/>
-        </w:rPr>
-      </w:pPr>
-    </w:p>
-    <w:p>
-      <w:pPr>
-        <w:rPr>
-          <w:rFonts w:hint="eastAsia"/>
-        </w:rPr>
-      </w:pPr>
-      <w:r>
-        <w:t>A</w:t>
-      </w:r>
-      <w:r>
-        <w:rPr>
-          <w:rFonts w:hint="eastAsia"/>
-        </w:rPr>
-        <w:t>ssignment:</w:t>
-      </w:r>
-    </w:p>
-    <w:p>
-      <w:pPr>
-        <w:rPr>
-          <w:rFonts w:hint="eastAsia"/>
-        </w:rPr>
-      </w:pPr>
-      <w:r>
-        <w:rPr>
-          <w:rFonts w:hint="eastAsia"/>
-        </w:rPr>
-        <w:t>30% CA + 70% final exam</w:t>
-      </w:r>
-    </w:p>
-    <w:p>
-      <w:pPr>
-        <w:rPr>
-          <w:rFonts w:hint="eastAsia"/>
-        </w:rPr>
-      </w:pPr>
-    </w:p>
-    <w:p>
-      <w:pPr>
-        <w:rPr>
-          <w:rFonts w:hint="eastAsia"/>
-        </w:rPr>
-      </w:pPr>
-      <w:r>
-        <w:rPr>
-          <w:rFonts w:hint="eastAsia"/>
-        </w:rPr>
-        <w:t>There is only one group assignment. The project is released at the beginning of the course and you group has almost the whole semester</w:t>
-      </w:r>
-      <w:r>
-        <w:rPr>
-          <w:rFonts w:hint="eastAsia"/>
-        </w:rPr>
-        <w:t xml:space="preserve"> time to finish it. </w:t>
-      </w:r>
-      <w:r>
-        <w:t>I</w:t>
-      </w:r>
-      <w:r>
-        <w:rPr>
-          <w:rFonts w:hint="eastAsia"/>
-        </w:rPr>
-        <w:t xml:space="preserve">t is a coding project that requires you to process two provided images according to the steps mentioned in the question sheet. </w:t>
-      </w:r>
-      <w:r>
-        <w:t>C</w:t>
-      </w:r>
-      <w:r>
-        <w:rPr>
-          <w:rFonts w:hint="eastAsia"/>
-        </w:rPr>
-        <w:t xml:space="preserve">ode need to be written in Matlab. </w:t>
-      </w:r>
-      <w:r>
-        <w:t>Q</w:t>
-      </w:r>
-      <w:r>
-        <w:rPr>
-          <w:rFonts w:hint="eastAsia"/>
-        </w:rPr>
-        <w:t>uestions are relatively straightforward and easy.</w:t>
-      </w:r>
-    </w:p>
-    <w:p/>
-    <w:p>
-      <w:pPr>
-        <w:rPr>
-          <w:rFonts w:hint="eastAsia"/>
-        </w:rPr>
-      </w:pPr>
-      <w:r>
-        <w:t>F</w:t>
-      </w:r>
-      <w:r>
-        <w:rPr>
-          <w:rFonts w:hint="eastAsia"/>
-        </w:rPr>
-        <w:t xml:space="preserve">inal </w:t>
-      </w:r>
-      <w:r>
-        <w:rPr>
-          <w:rFonts w:hint="eastAsia"/>
-        </w:rPr>
-        <w:t>exam is open-book.</w:t>
-      </w:r>
-      <w:r>
-        <w:rPr>
-          <w:rFonts w:hint="eastAsia"/>
-        </w:rPr>
-        <w:t xml:space="preserve"> </w:t>
-      </w:r>
-      <w:r>
-        <w:t>Q</w:t>
-      </w:r>
-      <w:r>
-        <w:t>uestions</w:t>
-      </w:r>
-      <w:r>
-        <w:rPr>
-          <w:rFonts w:hint="eastAsia"/>
-        </w:rPr>
-        <w:t xml:space="preserve"> are mainly calculation type.</w:t>
-      </w:r>
-      <w:r>
-        <w:rPr>
-          <w:rFonts w:hint="eastAsia"/>
-        </w:rPr>
-        <w:t xml:space="preserve"> </w:t>
-      </w:r>
-      <w:r>
-        <w:t>I</w:t>
-      </w:r>
-      <w:r>
-        <w:rPr>
-          <w:rFonts w:hint="eastAsia"/>
-        </w:rPr>
-        <w:t xml:space="preserve">f you go through all the lecture notes and the sample questions with solutions before the exam, you should be able to </w:t>
-      </w:r>
-      <w:r>
-        <w:rPr>
-          <w:rFonts w:hint="eastAsia"/>
-        </w:rPr>
-        <w:t>handle it without any issue.</w:t>
-      </w:r>
-    </w:p>
-    <w:p>
-      <w:pPr>
-        <w:rPr>
-          <w:rFonts w:hint="eastAsia"/>
-        </w:rPr>
-      </w:pPr>
-    </w:p>
-    <w:p>
-      <w:pPr>
-        <w:rPr>
-          <w:rFonts w:hint="eastAsia"/>
-        </w:rPr>
-      </w:pPr>
-      <w:r>
-        <w:t>P</w:t>
-      </w:r>
-      <w:r>
-        <w:rPr>
-          <w:rFonts w:hint="eastAsia"/>
-        </w:rPr>
-        <w:t>ersonal thought:</w:t>
-      </w:r>
-    </w:p>
-    <w:p>
-      <w:pPr>
-        <w:rPr>
-          <w:rFonts w:hint="eastAsia"/>
-        </w:rPr>
-      </w:pPr>
-      <w:r>
-        <w:t>T</w:t>
-      </w:r>
-      <w:r>
-        <w:rPr>
-          <w:rFonts w:hint="eastAsia"/>
-        </w:rPr>
-        <w:t xml:space="preserve">his </w:t>
-      </w:r>
-      <w:r>
-        <w:rPr>
-          <w:rFonts w:hint="eastAsia"/>
-        </w:rPr>
-        <w:t xml:space="preserve">module does not require any pre-requisite knowledge and is not difficult to score. </w:t>
-      </w:r>
+    <w:p/>
+    <w:p>
       <w:bookmarkStart w:id="0" w:name="_GoBack"/>
       <w:bookmarkEnd w:id="0"/>
     </w:p>
     <w:p>
-      <w:pPr>
-        <w:rPr>
-          <w:rFonts w:hint="eastAsia"/>
-        </w:rPr>
-      </w:pPr>
+      <w:r>
+        <w:rPr>
+          <w:rFonts w:hint="eastAsia"/>
+        </w:rPr>
+        <w:t>ME</w:t>
+      </w:r>
+      <w:r>
+        <w:rPr>
+          <w:rFonts w:hint="eastAsia"/>
+        </w:rPr>
+        <w:t>5405 Machine Vision</w:t>
+      </w:r>
+    </w:p>
+    <w:p/>
+    <w:p>
+      <w:r>
+        <w:t>T</w:t>
+      </w:r>
+      <w:r>
+        <w:rPr>
+          <w:rFonts w:hint="eastAsia"/>
+        </w:rPr>
+        <w:t xml:space="preserve">his module is from </w:t>
+      </w:r>
+      <w:r>
+        <w:rPr>
+          <w:rFonts w:hint="eastAsia"/>
+        </w:rPr>
+        <w:t xml:space="preserve">Mechanical Engineering department. </w:t>
+      </w:r>
+    </w:p>
+    <w:p/>
+    <w:p>
+      <w:r>
+        <w:t>C</w:t>
+      </w:r>
+      <w:r>
+        <w:rPr>
+          <w:rFonts w:hint="eastAsia"/>
+        </w:rPr>
+        <w:t>ontents:</w:t>
+      </w:r>
+    </w:p>
+    <w:p>
+      <w:r>
+        <w:rPr>
+          <w:rFonts w:hint="eastAsia"/>
+        </w:rPr>
+        <w:t xml:space="preserve">The first part of this module is taught by Professor Chui Chee Kong. </w:t>
+      </w:r>
+      <w:r>
+        <w:t>T</w:t>
+      </w:r>
+      <w:r>
+        <w:rPr>
+          <w:rFonts w:hint="eastAsia"/>
+        </w:rPr>
+        <w:t xml:space="preserve">opics include image acquisition, image geometry and noise filtering in frequency domain. </w:t>
+      </w:r>
+      <w:r>
+        <w:t>T</w:t>
+      </w:r>
+      <w:r>
+        <w:rPr>
+          <w:rFonts w:hint="eastAsia"/>
+        </w:rPr>
+        <w:t>he second part is taught by Professor Lim Kah Bin, topics include binary machine vision, image enhancement and segmentation, color image processing.</w:t>
+      </w:r>
+    </w:p>
+    <w:p/>
+    <w:p>
+      <w:r>
+        <w:t>A</w:t>
+      </w:r>
+      <w:r>
+        <w:rPr>
+          <w:rFonts w:hint="eastAsia"/>
+        </w:rPr>
+        <w:t>ssignment:</w:t>
+      </w:r>
+    </w:p>
+    <w:p>
+      <w:r>
+        <w:rPr>
+          <w:rFonts w:hint="eastAsia"/>
+        </w:rPr>
+        <w:t>30% CA + 70% final exam</w:t>
+      </w:r>
+    </w:p>
+    <w:p/>
+    <w:p>
+      <w:r>
+        <w:rPr>
+          <w:rFonts w:hint="eastAsia"/>
+        </w:rPr>
+        <w:t>There is only one group assignment. The project is released at the beginning of the course and you group has almost the whole semester</w:t>
+      </w:r>
+      <w:r>
+        <w:rPr>
+          <w:rFonts w:hint="eastAsia"/>
+        </w:rPr>
+        <w:t xml:space="preserve"> time to finish it. </w:t>
+      </w:r>
+      <w:r>
+        <w:t>I</w:t>
+      </w:r>
+      <w:r>
+        <w:rPr>
+          <w:rFonts w:hint="eastAsia"/>
+        </w:rPr>
+        <w:t xml:space="preserve">t is a coding project that requires you to process two provided images according to the steps mentioned in the question sheet. </w:t>
+      </w:r>
+      <w:r>
+        <w:t>C</w:t>
+      </w:r>
+      <w:r>
+        <w:rPr>
+          <w:rFonts w:hint="eastAsia"/>
+        </w:rPr>
+        <w:t xml:space="preserve">ode need to be written in Matlab. </w:t>
+      </w:r>
+      <w:r>
+        <w:t>Q</w:t>
+      </w:r>
+      <w:r>
+        <w:rPr>
+          <w:rFonts w:hint="eastAsia"/>
+        </w:rPr>
+        <w:t>uestions are relatively straightforward and easy.</w:t>
+      </w:r>
+    </w:p>
+    <w:p/>
+    <w:p>
+      <w:r>
+        <w:t>F</w:t>
+      </w:r>
+      <w:r>
+        <w:rPr>
+          <w:rFonts w:hint="eastAsia"/>
+        </w:rPr>
+        <w:t xml:space="preserve">inal </w:t>
+      </w:r>
+      <w:r>
+        <w:rPr>
+          <w:rFonts w:hint="eastAsia"/>
+        </w:rPr>
+        <w:t>exam is open-book.</w:t>
+      </w:r>
+      <w:r>
+        <w:rPr>
+          <w:rFonts w:hint="eastAsia"/>
+        </w:rPr>
+        <w:t xml:space="preserve"> </w:t>
+      </w:r>
+      <w:r>
+        <w:t>Q</w:t>
+      </w:r>
+      <w:r>
+        <w:t>uestions</w:t>
+      </w:r>
+      <w:r>
+        <w:rPr>
+          <w:rFonts w:hint="eastAsia"/>
+        </w:rPr>
+        <w:t xml:space="preserve"> are mainly calculation type.</w:t>
+      </w:r>
+      <w:r>
+        <w:rPr>
+          <w:rFonts w:hint="eastAsia"/>
+        </w:rPr>
+        <w:t xml:space="preserve"> </w:t>
+      </w:r>
+      <w:r>
+        <w:t>I</w:t>
+      </w:r>
+      <w:r>
+        <w:rPr>
+          <w:rFonts w:hint="eastAsia"/>
+        </w:rPr>
+        <w:t xml:space="preserve">f you go through all the lecture notes and the sample questions with solutions before the exam, you should be able to </w:t>
+      </w:r>
+      <w:r>
+        <w:rPr>
+          <w:rFonts w:hint="eastAsia"/>
+        </w:rPr>
+        <w:t>handle it without any issue.</w:t>
+      </w:r>
+    </w:p>
+    <w:p/>
+    <w:p>
+      <w:r>
+        <w:t>P</w:t>
+      </w:r>
+      <w:r>
+        <w:rPr>
+          <w:rFonts w:hint="eastAsia"/>
+        </w:rPr>
+        <w:t>ersonal thought:</w:t>
+      </w:r>
+    </w:p>
+    <w:p>
+      <w:r>
+        <w:t>T</w:t>
+      </w:r>
+      <w:r>
+        <w:rPr>
+          <w:rFonts w:hint="eastAsia"/>
+        </w:rPr>
+        <w:t xml:space="preserve">his </w:t>
+      </w:r>
+      <w:r>
+        <w:rPr>
+          <w:rFonts w:hint="eastAsia"/>
+        </w:rPr>
+        <w:t xml:space="preserve">module does not require any pre-requisite knowledge and is not difficult to score. </w:t>
+      </w:r>
+    </w:p>
+    <w:p>
       <w:r>
         <w:t>I</w:t>
       </w:r>
